--- a/downloads/handover-checklist/th.docx
+++ b/downloads/handover-checklist/th.docx
@@ -11217,7 +11217,7 @@
         <w:sz w:val="16"/>
         <w:szCs w:val="16"/>
       </w:rPr>
-      <w:t xml:space="preserve">เช็กลิสต์ส่งมอบและรับคืนรถเช่า · lokalfleet.com  ·  หน้า </w:t>
+      <w:t xml:space="preserve">เช็กลิสต์ส่งมอบและรับคืนรถเช่า · rovehq.io  ·  หน้า </w:t>
     </w:r>
     <w:r>
       <w:rPr>
